--- a/india-ageing-atlas/biological_age_gap_2026/submission_assets/docx/03_figures.docx
+++ b/india-ageing-atlas/biological_age_gap_2026/submission_assets/docx/03_figures.docx
@@ -2,7 +2,7 @@
 <file path=word/document.xml><?xml version="1.0" encoding="utf-8"?>
 <w:document xmlns:w="http://schemas.openxmlformats.org/wordprocessingml/2006/main" xmlns:m="http://schemas.openxmlformats.org/officeDocument/2006/math" xmlns:r="http://schemas.openxmlformats.org/officeDocument/2006/relationships" xmlns:o="urn:schemas-microsoft-com:office:office" xmlns:v="urn:schemas-microsoft-com:vml" xmlns:w10="urn:schemas-microsoft-com:office:word" xmlns:a="http://schemas.openxmlformats.org/drawingml/2006/main" xmlns:pic="http://schemas.openxmlformats.org/drawingml/2006/picture" xmlns:wp="http://schemas.openxmlformats.org/drawingml/2006/wordprocessingDrawing">
   <w:body>
-    <w:bookmarkStart w:id="24" w:name="figures"/>
+    <w:bookmarkStart w:id="33" w:name="figures"/>
     <w:p>
       <w:pPr>
         <w:pStyle w:val="Heading1"/>
@@ -26,7 +26,7 @@
         <w:t xml:space="preserve"> </w:t>
       </w:r>
       <w:r>
-        <w:t xml:space="preserve">The diagnosis gap: weighted prevalence of biologically measured versus self-reported diabetes and hypertension among adults aged 45+ (LASI Wave 1). Annotations show the percentage of biologically affected respondents who were undiagnosed.</w:t>
+        <w:t xml:space="preserve">The diagnosis gap: weighted prevalence of biologically measured versus self-reported diabetes and hypertension (adults 45+, LASI Wave 1). Annotations show the undiagnosed percentage among the biologically affected.</w:t>
       </w:r>
     </w:p>
     <w:p>
@@ -99,7 +99,7 @@
         <w:t xml:space="preserve"> </w:t>
       </w:r>
       <w:r>
-        <w:t xml:space="preserve">Social patterning of undiagnosed diabetes (among the biochemically diabetic), by residence, sex, education and household wealth.</w:t>
+        <w:t xml:space="preserve">Care cascade among all affected older Indians (aware → treated → controlled) for diabetes and hypertension.</w:t>
       </w:r>
     </w:p>
     <w:p>
@@ -109,20 +109,93 @@
       <w:r>
         <w:drawing>
           <wp:inline>
-            <wp:extent cx="5334000" cy="1933863"/>
+            <wp:extent cx="5334000" cy="2399243"/>
             <wp:effectExtent b="0" l="0" r="0" t="0"/>
             <wp:docPr descr="Figure 2" title="" id="13" name="Picture"/>
             <a:graphic>
               <a:graphicData uri="http://schemas.openxmlformats.org/drawingml/2006/picture">
                 <pic:pic>
                   <pic:nvPicPr>
-                    <pic:cNvPr descr="../outputs/figures/fig2_social_patterning.png" id="14" name="Picture"/>
+                    <pic:cNvPr descr="../outputs/figures/fig6_care_cascade.png" id="14" name="Picture"/>
                     <pic:cNvPicPr>
                       <a:picLocks noChangeArrowheads="1" noChangeAspect="1"/>
                     </pic:cNvPicPr>
                   </pic:nvPicPr>
                   <pic:blipFill>
                     <a:blip r:embed="rId12"/>
+                    <a:stretch>
+                      <a:fillRect/>
+                    </a:stretch>
+                  </pic:blipFill>
+                  <pic:spPr bwMode="auto">
+                    <a:xfrm>
+                      <a:off x="0" y="0"/>
+                      <a:ext cx="5334000" cy="2399243"/>
+                    </a:xfrm>
+                    <a:prstGeom prst="rect">
+                      <a:avLst/>
+                    </a:prstGeom>
+                    <a:noFill/>
+                    <a:ln w="9525">
+                      <a:noFill/>
+                      <a:headEnd/>
+                      <a:tailEnd/>
+                    </a:ln>
+                  </pic:spPr>
+                </pic:pic>
+              </a:graphicData>
+            </a:graphic>
+          </wp:inline>
+        </w:drawing>
+      </w:r>
+    </w:p>
+    <w:p>
+      <w:pPr>
+        <w:pStyle w:val="ImageCaption"/>
+      </w:pPr>
+      <w:r>
+        <w:t xml:space="preserve">Figure 2</w:t>
+      </w:r>
+    </w:p>
+    <w:p>
+      <w:pPr>
+        <w:pStyle w:val="BodyText"/>
+      </w:pPr>
+      <w:r>
+        <w:rPr>
+          <w:b/>
+          <w:bCs/>
+        </w:rPr>
+        <w:t xml:space="preserve">Figure 3.</w:t>
+      </w:r>
+      <w:r>
+        <w:t xml:space="preserve"> </w:t>
+      </w:r>
+      <w:r>
+        <w:t xml:space="preserve">Social patterning of undiagnosed diabetes (among the biochemically diabetic) by residence, sex, education and household wealth.</w:t>
+      </w:r>
+    </w:p>
+    <w:p>
+      <w:pPr>
+        <w:pStyle w:val="CaptionedFigure"/>
+      </w:pPr>
+      <w:r>
+        <w:drawing>
+          <wp:inline>
+            <wp:extent cx="5334000" cy="1933863"/>
+            <wp:effectExtent b="0" l="0" r="0" t="0"/>
+            <wp:docPr descr="Figure 3" title="" id="16" name="Picture"/>
+            <a:graphic>
+              <a:graphicData uri="http://schemas.openxmlformats.org/drawingml/2006/picture">
+                <pic:pic>
+                  <pic:nvPicPr>
+                    <pic:cNvPr descr="../outputs/figures/fig2_social_patterning.png" id="17" name="Picture"/>
+                    <pic:cNvPicPr>
+                      <a:picLocks noChangeArrowheads="1" noChangeAspect="1"/>
+                    </pic:cNvPicPr>
+                  </pic:nvPicPr>
+                  <pic:blipFill>
+                    <a:blip r:embed="rId15"/>
                     <a:stretch>
                       <a:fillRect/>
                     </a:stretch>
@@ -154,7 +227,7 @@
         <w:pStyle w:val="ImageCaption"/>
       </w:pPr>
       <w:r>
-        <w:t xml:space="preserve">Figure 2</w:t>
+        <w:t xml:space="preserve">Figure 3</w:t>
       </w:r>
     </w:p>
     <w:p>
@@ -166,13 +239,13 @@
           <w:b/>
           <w:bCs/>
         </w:rPr>
-        <w:t xml:space="preserve">Figure 3.</w:t>
+        <w:t xml:space="preserve">Figure 4.</w:t>
       </w:r>
       <w:r>
         <w:t xml:space="preserve"> </w:t>
       </w:r>
       <w:r>
-        <w:t xml:space="preserve">Incremental value of measured biomarker burden for predicting past-year hospitalisation: AUROC (95% CI) across nested models.</w:t>
+        <w:t xml:space="preserve">Socioeconomic inequality in biological ageing burden: Erreygers concentration indices (wealth-ranked). Teal = concentrated among the poor; coral = concentrated among the rich.</w:t>
       </w:r>
     </w:p>
     <w:p>
@@ -182,20 +255,93 @@
       <w:r>
         <w:drawing>
           <wp:inline>
-            <wp:extent cx="5334000" cy="2021966"/>
+            <wp:extent cx="5334000" cy="2925738"/>
             <wp:effectExtent b="0" l="0" r="0" t="0"/>
-            <wp:docPr descr="Figure 3" title="" id="16" name="Picture"/>
+            <wp:docPr descr="Figure 4" title="" id="19" name="Picture"/>
             <a:graphic>
               <a:graphicData uri="http://schemas.openxmlformats.org/drawingml/2006/picture">
                 <pic:pic>
                   <pic:nvPicPr>
-                    <pic:cNvPr descr="../outputs/figures/fig3_incremental_value.png" id="17" name="Picture"/>
+                    <pic:cNvPr descr="../outputs/figures/fig7_concentration_index.png" id="20" name="Picture"/>
                     <pic:cNvPicPr>
                       <a:picLocks noChangeArrowheads="1" noChangeAspect="1"/>
                     </pic:cNvPicPr>
                   </pic:nvPicPr>
                   <pic:blipFill>
-                    <a:blip r:embed="rId15"/>
+                    <a:blip r:embed="rId18"/>
+                    <a:stretch>
+                      <a:fillRect/>
+                    </a:stretch>
+                  </pic:blipFill>
+                  <pic:spPr bwMode="auto">
+                    <a:xfrm>
+                      <a:off x="0" y="0"/>
+                      <a:ext cx="5334000" cy="2925738"/>
+                    </a:xfrm>
+                    <a:prstGeom prst="rect">
+                      <a:avLst/>
+                    </a:prstGeom>
+                    <a:noFill/>
+                    <a:ln w="9525">
+                      <a:noFill/>
+                      <a:headEnd/>
+                      <a:tailEnd/>
+                    </a:ln>
+                  </pic:spPr>
+                </pic:pic>
+              </a:graphicData>
+            </a:graphic>
+          </wp:inline>
+        </w:drawing>
+      </w:r>
+    </w:p>
+    <w:p>
+      <w:pPr>
+        <w:pStyle w:val="ImageCaption"/>
+      </w:pPr>
+      <w:r>
+        <w:t xml:space="preserve">Figure 4</w:t>
+      </w:r>
+    </w:p>
+    <w:p>
+      <w:pPr>
+        <w:pStyle w:val="BodyText"/>
+      </w:pPr>
+      <w:r>
+        <w:rPr>
+          <w:b/>
+          <w:bCs/>
+        </w:rPr>
+        <w:t xml:space="preserve">Figure 5.</w:t>
+      </w:r>
+      <w:r>
+        <w:t xml:space="preserve"> </w:t>
+      </w:r>
+      <w:r>
+        <w:t xml:space="preserve">Incremental value of measured biomarker burden for predicting past-year hospitalisation: AUROC (95% CI) across nested models.</w:t>
+      </w:r>
+    </w:p>
+    <w:p>
+      <w:pPr>
+        <w:pStyle w:val="CaptionedFigure"/>
+      </w:pPr>
+      <w:r>
+        <w:drawing>
+          <wp:inline>
+            <wp:extent cx="5334000" cy="2021966"/>
+            <wp:effectExtent b="0" l="0" r="0" t="0"/>
+            <wp:docPr descr="Figure 5" title="" id="22" name="Picture"/>
+            <a:graphic>
+              <a:graphicData uri="http://schemas.openxmlformats.org/drawingml/2006/picture">
+                <pic:pic>
+                  <pic:nvPicPr>
+                    <pic:cNvPr descr="../outputs/figures/fig3_incremental_value.png" id="23" name="Picture"/>
+                    <pic:cNvPicPr>
+                      <a:picLocks noChangeArrowheads="1" noChangeAspect="1"/>
+                    </pic:cNvPicPr>
+                  </pic:nvPicPr>
+                  <pic:blipFill>
+                    <a:blip r:embed="rId21"/>
                     <a:stretch>
                       <a:fillRect/>
                     </a:stretch>
@@ -227,7 +373,7 @@
         <w:pStyle w:val="ImageCaption"/>
       </w:pPr>
       <w:r>
-        <w:t xml:space="preserve">Figure 3</w:t>
+        <w:t xml:space="preserve">Figure 5</w:t>
       </w:r>
     </w:p>
     <w:p>
@@ -239,13 +385,13 @@
           <w:b/>
           <w:bCs/>
         </w:rPr>
-        <w:t xml:space="preserve">Figure 4.</w:t>
+        <w:t xml:space="preserve">Figure 6.</w:t>
       </w:r>
       <w:r>
         <w:t xml:space="preserve"> </w:t>
       </w:r>
       <w:r>
-        <w:t xml:space="preserve">State/union-territory surveillance: weighted prevalence of high multi-system biological burden (&gt;=3 abnormal systems).</w:t>
+        <w:t xml:space="preserve">State/union-territory surveillance maps: undiagnosed diabetes, undiagnosed hypertension, high multi-system biological burden, and hypertension control (weighted).</w:t>
       </w:r>
     </w:p>
     <w:p>
@@ -255,20 +401,100 @@
       <w:r>
         <w:drawing>
           <wp:inline>
-            <wp:extent cx="5334000" cy="4205395"/>
+            <wp:extent cx="5334000" cy="5993656"/>
             <wp:effectExtent b="0" l="0" r="0" t="0"/>
-            <wp:docPr descr="Figure 4" title="" id="19" name="Picture"/>
+            <wp:docPr descr="Figure 6" title="" id="25" name="Picture"/>
             <a:graphic>
               <a:graphicData uri="http://schemas.openxmlformats.org/drawingml/2006/picture">
                 <pic:pic>
                   <pic:nvPicPr>
-                    <pic:cNvPr descr="../outputs/figures/fig4_state_ranking.png" id="20" name="Picture"/>
+                    <pic:cNvPr descr="../outputs/figures/fig5_india_maps.png" id="26" name="Picture"/>
                     <pic:cNvPicPr>
                       <a:picLocks noChangeArrowheads="1" noChangeAspect="1"/>
                     </pic:cNvPicPr>
                   </pic:nvPicPr>
                   <pic:blipFill>
-                    <a:blip r:embed="rId18"/>
+                    <a:blip r:embed="rId24"/>
+                    <a:stretch>
+                      <a:fillRect/>
+                    </a:stretch>
+                  </pic:blipFill>
+                  <pic:spPr bwMode="auto">
+                    <a:xfrm>
+                      <a:off x="0" y="0"/>
+                      <a:ext cx="5334000" cy="5993656"/>
+                    </a:xfrm>
+                    <a:prstGeom prst="rect">
+                      <a:avLst/>
+                    </a:prstGeom>
+                    <a:noFill/>
+                    <a:ln w="9525">
+                      <a:noFill/>
+                      <a:headEnd/>
+                      <a:tailEnd/>
+                    </a:ln>
+                  </pic:spPr>
+                </pic:pic>
+              </a:graphicData>
+            </a:graphic>
+          </wp:inline>
+        </w:drawing>
+      </w:r>
+    </w:p>
+    <w:p>
+      <w:pPr>
+        <w:pStyle w:val="ImageCaption"/>
+      </w:pPr>
+      <w:r>
+        <w:t xml:space="preserve">Figure 6</w:t>
+      </w:r>
+    </w:p>
+    <w:p>
+      <w:r>
+        <w:pict>
+          <v:rect style="width:0;height:1.5pt" o:hralign="center" o:hrstd="t" o:hr="t"/>
+        </w:pict>
+      </w:r>
+    </w:p>
+    <w:p>
+      <w:pPr>
+        <w:pStyle w:val="FirstParagraph"/>
+      </w:pPr>
+      <w:r>
+        <w:rPr>
+          <w:b/>
+          <w:bCs/>
+        </w:rPr>
+        <w:t xml:space="preserve">Supplementary Figure S1.</w:t>
+      </w:r>
+      <w:r>
+        <w:t xml:space="preserve"> </w:t>
+      </w:r>
+      <w:r>
+        <w:t xml:space="preserve">State ranking by high biological burden (% ≥3 abnormal systems).</w:t>
+      </w:r>
+    </w:p>
+    <w:p>
+      <w:pPr>
+        <w:pStyle w:val="CaptionedFigure"/>
+      </w:pPr>
+      <w:r>
+        <w:drawing>
+          <wp:inline>
+            <wp:extent cx="5334000" cy="4205395"/>
+            <wp:effectExtent b="0" l="0" r="0" t="0"/>
+            <wp:docPr descr="Supplementary Figure S1" title="" id="28" name="Picture"/>
+            <a:graphic>
+              <a:graphicData uri="http://schemas.openxmlformats.org/drawingml/2006/picture">
+                <pic:pic>
+                  <pic:nvPicPr>
+                    <pic:cNvPr descr="../outputs/figures/fig4_state_ranking.png" id="29" name="Picture"/>
+                    <pic:cNvPicPr>
+                      <a:picLocks noChangeArrowheads="1" noChangeAspect="1"/>
+                    </pic:cNvPicPr>
+                  </pic:nvPicPr>
+                  <pic:blipFill>
+                    <a:blip r:embed="rId27"/>
                     <a:stretch>
                       <a:fillRect/>
                     </a:stretch>
@@ -300,7 +526,7 @@
         <w:pStyle w:val="ImageCaption"/>
       </w:pPr>
       <w:r>
-        <w:t xml:space="preserve">Figure 4</w:t>
+        <w:t xml:space="preserve">Supplementary Figure S1</w:t>
       </w:r>
     </w:p>
     <w:p>
@@ -312,13 +538,13 @@
           <w:b/>
           <w:bCs/>
         </w:rPr>
-        <w:t xml:space="preserve">Supplementary Figure S1.</w:t>
+        <w:t xml:space="preserve">Supplementary Figure S2.</w:t>
       </w:r>
       <w:r>
         <w:t xml:space="preserve"> </w:t>
       </w:r>
       <w:r>
-        <w:t xml:space="preserve">Adjusted predictors (incidence-rate ratios) of the subclinical biomarker burden count. The count conflates opposing phenotypes; domain-specific associations (Supplementary Table S4) are the primary exposome analysis.</w:t>
+        <w:t xml:space="preserve">Adjusted predictors (incidence-rate ratios) of the subclinical biomarker burden count. The count conflates opposing phenotypes; domain-specific associations (Supplementary Table S7) are the primary exposome analysis.</w:t>
       </w:r>
     </w:p>
     <w:p>
@@ -330,18 +556,18 @@
           <wp:inline>
             <wp:extent cx="5334000" cy="3186896"/>
             <wp:effectExtent b="0" l="0" r="0" t="0"/>
-            <wp:docPr descr="Supplementary Figure S1" title="" id="22" name="Picture"/>
+            <wp:docPr descr="Supplementary Figure S2" title="" id="31" name="Picture"/>
             <a:graphic>
               <a:graphicData uri="http://schemas.openxmlformats.org/drawingml/2006/picture">
                 <pic:pic>
                   <pic:nvPicPr>
-                    <pic:cNvPr descr="../outputs/figures/fig5_exposome_predictors.png" id="23" name="Picture"/>
+                    <pic:cNvPr descr="../outputs/figures/fig5_exposome_predictors.png" id="32" name="Picture"/>
                     <pic:cNvPicPr>
                       <a:picLocks noChangeArrowheads="1" noChangeAspect="1"/>
                     </pic:cNvPicPr>
                   </pic:nvPicPr>
                   <pic:blipFill>
-                    <a:blip r:embed="rId21"/>
+                    <a:blip r:embed="rId30"/>
                     <a:stretch>
                       <a:fillRect/>
                     </a:stretch>
@@ -373,10 +599,10 @@
         <w:pStyle w:val="ImageCaption"/>
       </w:pPr>
       <w:r>
-        <w:t xml:space="preserve">Supplementary Figure S1</w:t>
-      </w:r>
-    </w:p>
-    <w:bookmarkEnd w:id="24"/>
+        <w:t xml:space="preserve">Supplementary Figure S2</w:t>
+      </w:r>
+    </w:p>
+    <w:bookmarkEnd w:id="33"/>
     <w:sectPr>
       <w:footnotePr>
         <w:numRestart w:val="eachSect"/>
